--- a/plantillas/Plantilla_G_Esquema_Plazos.docx
+++ b/plantillas/Plantilla_G_Esquema_Plazos.docx
@@ -41,12 +41,13 @@
           <w:color w:val="000000"/>
           <w:sz w:val="22"/>
         </w:rPr>
-        <w:t>El mapa de tiempos que evita caducidades. Los plazos judiciales son de días hábiles salvo indicación expresa; los de prescripción, naturales. Ante la duda, el plazo más corto manda: en el despido, 20 días hábiles sin prórroga posible.</w:t>
+        <w:t>El mapa de tiempos ayuda a evitar caducidades. El cómputo y la naturaleza de cada plazo dependen de la acción y de la norma aplicable: algunos son de caducidad, otros de prescripción, y las reglas de suspensión o interrupción no son idénticas. Si existe duda, consulta de inmediato el régimen específico y no des por supuesto que el plazo más largo sea aplicable. Para el despido rige, en general, un plazo de 20 días hábiles con reglas propias de suspensión.</w:t>
       </w:r>
     </w:p>
     <w:p>
       <w:pPr>
-        <w:spacing w:before="160" w:after="80"/>
+        <w:spacing w:before="240" w:after="120"/>
+        <w:keepNext/>
       </w:pPr>
       <w:r>
         <w:rPr>
@@ -62,36 +63,48 @@
     <w:tbl>
       <w:tblPr>
         <w:tblW w:type="auto" w:w="0"/>
-        <w:tblLayout w:type="autofit"/>
         <w:tblLook w:firstColumn="1" w:firstRow="1" w:lastColumn="0" w:lastRow="0" w:noHBand="0" w:noVBand="1" w:val="04A0"/>
+        <w:jc w:val="center"/>
+        <w:tblInd w:w="0" w:type="dxa"/>
+        <w:tblLayout w:type="fixed"/>
       </w:tblPr>
       <w:tblGrid>
-        <w:gridCol w:w="3010"/>
-        <w:gridCol w:w="3010"/>
-        <w:gridCol w:w="3010"/>
+        <w:gridCol w:w="2679"/>
+        <w:gridCol w:w="2495"/>
+        <w:gridCol w:w="3853"/>
       </w:tblGrid>
       <w:tr>
+        <w:trPr>
+          <w:tblHeader/>
+        </w:trPr>
         <w:tc>
           <w:tcPr>
-            <w:tcW w:type="dxa" w:w="3010"/>
-            <w:shd w:val="clear" w:fill="D9D9D9"/>
+            <w:tcW w:type="dxa" w:w="2679"/>
+            <w:shd w:val="clear" w:fill="000000"/>
             <w:tcBorders>
-              <w:top w:val="single" w:sz="4" w:color="9A9A9A"/>
-              <w:bottom w:val="single" w:sz="4" w:color="9A9A9A"/>
-              <w:start w:val="single" w:sz="4" w:color="9A9A9A"/>
-              <w:end w:val="single" w:sz="4" w:color="9A9A9A"/>
+              <w:top w:val="single" w:sz="4" w:color="000000"/>
+              <w:bottom w:val="single" w:sz="4" w:color="000000"/>
+              <w:start w:val="single" w:sz="4" w:color="000000"/>
+              <w:end w:val="single" w:sz="4" w:color="000000"/>
             </w:tcBorders>
+            <w:tcMar>
+              <w:top w:w="86" w:type="dxa"/>
+              <w:bottom w:w="86" w:type="dxa"/>
+              <w:start w:w="100" w:type="dxa"/>
+              <w:end w:w="100" w:type="dxa"/>
+            </w:tcMar>
           </w:tcPr>
           <w:p>
             <w:pPr>
-              <w:spacing w:after="40"/>
+              <w:spacing w:after="0"/>
+              <w:jc w:val="left"/>
             </w:pPr>
             <w:r>
               <w:rPr>
                 <w:rFonts w:ascii="Calibri" w:hAnsi="Calibri" w:cs="Calibri"/>
                 <w:b/>
                 <w:i w:val="0"/>
-                <w:color w:val="000000"/>
+                <w:color w:val="FFFFFF"/>
                 <w:sz w:val="20"/>
               </w:rPr>
               <w:t>Paso</w:t>
@@ -100,25 +113,32 @@
         </w:tc>
         <w:tc>
           <w:tcPr>
-            <w:tcW w:type="dxa" w:w="3010"/>
-            <w:shd w:val="clear" w:fill="D9D9D9"/>
+            <w:tcW w:type="dxa" w:w="2495"/>
+            <w:shd w:val="clear" w:fill="000000"/>
             <w:tcBorders>
-              <w:top w:val="single" w:sz="4" w:color="9A9A9A"/>
-              <w:bottom w:val="single" w:sz="4" w:color="9A9A9A"/>
-              <w:start w:val="single" w:sz="4" w:color="9A9A9A"/>
-              <w:end w:val="single" w:sz="4" w:color="9A9A9A"/>
+              <w:top w:val="single" w:sz="4" w:color="000000"/>
+              <w:bottom w:val="single" w:sz="4" w:color="000000"/>
+              <w:start w:val="single" w:sz="4" w:color="000000"/>
+              <w:end w:val="single" w:sz="4" w:color="000000"/>
             </w:tcBorders>
+            <w:tcMar>
+              <w:top w:w="86" w:type="dxa"/>
+              <w:bottom w:w="86" w:type="dxa"/>
+              <w:start w:w="100" w:type="dxa"/>
+              <w:end w:w="100" w:type="dxa"/>
+            </w:tcMar>
           </w:tcPr>
           <w:p>
             <w:pPr>
-              <w:spacing w:after="40"/>
+              <w:spacing w:after="0"/>
+              <w:jc w:val="left"/>
             </w:pPr>
             <w:r>
               <w:rPr>
                 <w:rFonts w:ascii="Calibri" w:hAnsi="Calibri" w:cs="Calibri"/>
                 <w:b/>
                 <w:i w:val="0"/>
-                <w:color w:val="000000"/>
+                <w:color w:val="FFFFFF"/>
                 <w:sz w:val="20"/>
               </w:rPr>
               <w:t>Plazo</w:t>
@@ -127,25 +147,32 @@
         </w:tc>
         <w:tc>
           <w:tcPr>
-            <w:tcW w:type="dxa" w:w="3010"/>
-            <w:shd w:val="clear" w:fill="D9D9D9"/>
+            <w:tcW w:type="dxa" w:w="3853"/>
+            <w:shd w:val="clear" w:fill="000000"/>
             <w:tcBorders>
-              <w:top w:val="single" w:sz="4" w:color="9A9A9A"/>
-              <w:bottom w:val="single" w:sz="4" w:color="9A9A9A"/>
-              <w:start w:val="single" w:sz="4" w:color="9A9A9A"/>
-              <w:end w:val="single" w:sz="4" w:color="9A9A9A"/>
+              <w:top w:val="single" w:sz="4" w:color="000000"/>
+              <w:bottom w:val="single" w:sz="4" w:color="000000"/>
+              <w:start w:val="single" w:sz="4" w:color="000000"/>
+              <w:end w:val="single" w:sz="4" w:color="000000"/>
             </w:tcBorders>
+            <w:tcMar>
+              <w:top w:w="86" w:type="dxa"/>
+              <w:bottom w:w="86" w:type="dxa"/>
+              <w:start w:w="100" w:type="dxa"/>
+              <w:end w:w="100" w:type="dxa"/>
+            </w:tcMar>
           </w:tcPr>
           <w:p>
             <w:pPr>
-              <w:spacing w:after="40"/>
+              <w:spacing w:after="0"/>
+              <w:jc w:val="left"/>
             </w:pPr>
             <w:r>
               <w:rPr>
                 <w:rFonts w:ascii="Calibri" w:hAnsi="Calibri" w:cs="Calibri"/>
                 <w:b/>
                 <w:i w:val="0"/>
-                <w:color w:val="000000"/>
+                <w:color w:val="FFFFFF"/>
                 <w:sz w:val="20"/>
               </w:rPr>
               <w:t>Notas</w:t>
@@ -156,17 +183,24 @@
       <w:tr>
         <w:tc>
           <w:tcPr>
-            <w:tcW w:type="dxa" w:w="3010"/>
+            <w:tcW w:type="dxa" w:w="2679"/>
             <w:tcBorders>
               <w:top w:val="single" w:sz="4" w:color="9A9A9A"/>
               <w:bottom w:val="single" w:sz="4" w:color="9A9A9A"/>
               <w:start w:val="single" w:sz="4" w:color="9A9A9A"/>
               <w:end w:val="single" w:sz="4" w:color="9A9A9A"/>
             </w:tcBorders>
+            <w:tcMar>
+              <w:top w:w="86" w:type="dxa"/>
+              <w:bottom w:w="86" w:type="dxa"/>
+              <w:start w:w="100" w:type="dxa"/>
+              <w:end w:w="100" w:type="dxa"/>
+            </w:tcMar>
           </w:tcPr>
           <w:p>
             <w:pPr>
-              <w:spacing w:after="40"/>
+              <w:spacing w:after="0"/>
+              <w:jc w:val="left"/>
             </w:pPr>
             <w:r>
               <w:rPr>
@@ -182,17 +216,24 @@
         </w:tc>
         <w:tc>
           <w:tcPr>
-            <w:tcW w:type="dxa" w:w="3010"/>
+            <w:tcW w:type="dxa" w:w="2495"/>
             <w:tcBorders>
               <w:top w:val="single" w:sz="4" w:color="9A9A9A"/>
               <w:bottom w:val="single" w:sz="4" w:color="9A9A9A"/>
               <w:start w:val="single" w:sz="4" w:color="9A9A9A"/>
               <w:end w:val="single" w:sz="4" w:color="9A9A9A"/>
             </w:tcBorders>
+            <w:tcMar>
+              <w:top w:w="86" w:type="dxa"/>
+              <w:bottom w:w="86" w:type="dxa"/>
+              <w:start w:w="100" w:type="dxa"/>
+              <w:end w:w="100" w:type="dxa"/>
+            </w:tcMar>
           </w:tcPr>
           <w:p>
             <w:pPr>
-              <w:spacing w:after="40"/>
+              <w:spacing w:after="0"/>
+              <w:jc w:val="left"/>
             </w:pPr>
             <w:r>
               <w:rPr>
@@ -208,17 +249,24 @@
         </w:tc>
         <w:tc>
           <w:tcPr>
-            <w:tcW w:type="dxa" w:w="3010"/>
+            <w:tcW w:type="dxa" w:w="3853"/>
             <w:tcBorders>
               <w:top w:val="single" w:sz="4" w:color="9A9A9A"/>
               <w:bottom w:val="single" w:sz="4" w:color="9A9A9A"/>
               <w:start w:val="single" w:sz="4" w:color="9A9A9A"/>
               <w:end w:val="single" w:sz="4" w:color="9A9A9A"/>
             </w:tcBorders>
+            <w:tcMar>
+              <w:top w:w="86" w:type="dxa"/>
+              <w:bottom w:w="86" w:type="dxa"/>
+              <w:start w:w="100" w:type="dxa"/>
+              <w:end w:w="100" w:type="dxa"/>
+            </w:tcMar>
           </w:tcPr>
           <w:p>
             <w:pPr>
-              <w:spacing w:after="40"/>
+              <w:spacing w:after="0"/>
+              <w:jc w:val="left"/>
             </w:pPr>
             <w:r>
               <w:rPr>
@@ -236,17 +284,25 @@
       <w:tr>
         <w:tc>
           <w:tcPr>
-            <w:tcW w:type="dxa" w:w="3010"/>
+            <w:tcW w:type="dxa" w:w="2679"/>
+            <w:shd w:val="clear" w:fill="F2F2F2"/>
             <w:tcBorders>
               <w:top w:val="single" w:sz="4" w:color="9A9A9A"/>
               <w:bottom w:val="single" w:sz="4" w:color="9A9A9A"/>
               <w:start w:val="single" w:sz="4" w:color="9A9A9A"/>
               <w:end w:val="single" w:sz="4" w:color="9A9A9A"/>
             </w:tcBorders>
+            <w:tcMar>
+              <w:top w:w="86" w:type="dxa"/>
+              <w:bottom w:w="86" w:type="dxa"/>
+              <w:start w:w="100" w:type="dxa"/>
+              <w:end w:w="100" w:type="dxa"/>
+            </w:tcMar>
           </w:tcPr>
           <w:p>
             <w:pPr>
-              <w:spacing w:after="40"/>
+              <w:spacing w:after="0"/>
+              <w:jc w:val="left"/>
             </w:pPr>
             <w:r>
               <w:rPr>
@@ -262,17 +318,25 @@
         </w:tc>
         <w:tc>
           <w:tcPr>
-            <w:tcW w:type="dxa" w:w="3010"/>
+            <w:tcW w:type="dxa" w:w="2495"/>
+            <w:shd w:val="clear" w:fill="F2F2F2"/>
             <w:tcBorders>
               <w:top w:val="single" w:sz="4" w:color="9A9A9A"/>
               <w:bottom w:val="single" w:sz="4" w:color="9A9A9A"/>
               <w:start w:val="single" w:sz="4" w:color="9A9A9A"/>
               <w:end w:val="single" w:sz="4" w:color="9A9A9A"/>
             </w:tcBorders>
+            <w:tcMar>
+              <w:top w:w="86" w:type="dxa"/>
+              <w:bottom w:w="86" w:type="dxa"/>
+              <w:start w:w="100" w:type="dxa"/>
+              <w:end w:w="100" w:type="dxa"/>
+            </w:tcMar>
           </w:tcPr>
           <w:p>
             <w:pPr>
-              <w:spacing w:after="40"/>
+              <w:spacing w:after="0"/>
+              <w:jc w:val="left"/>
             </w:pPr>
             <w:r>
               <w:rPr>
@@ -288,17 +352,25 @@
         </w:tc>
         <w:tc>
           <w:tcPr>
-            <w:tcW w:type="dxa" w:w="3010"/>
+            <w:tcW w:type="dxa" w:w="3853"/>
+            <w:shd w:val="clear" w:fill="F2F2F2"/>
             <w:tcBorders>
               <w:top w:val="single" w:sz="4" w:color="9A9A9A"/>
               <w:bottom w:val="single" w:sz="4" w:color="9A9A9A"/>
               <w:start w:val="single" w:sz="4" w:color="9A9A9A"/>
               <w:end w:val="single" w:sz="4" w:color="9A9A9A"/>
             </w:tcBorders>
+            <w:tcMar>
+              <w:top w:w="86" w:type="dxa"/>
+              <w:bottom w:w="86" w:type="dxa"/>
+              <w:start w:w="100" w:type="dxa"/>
+              <w:end w:w="100" w:type="dxa"/>
+            </w:tcMar>
           </w:tcPr>
           <w:p>
             <w:pPr>
-              <w:spacing w:after="40"/>
+              <w:spacing w:after="0"/>
+              <w:jc w:val="left"/>
             </w:pPr>
             <w:r>
               <w:rPr>
@@ -308,7 +380,27 @@
                 <w:color w:val="000000"/>
                 <w:sz w:val="20"/>
               </w:rPr>
-              <w:t>La papeleta suspende la caducidad</w:t>
+              <w:t xml:space="preserve">Su presentación </w:t>
+            </w:r>
+            <w:r>
+              <w:rPr>
+                <w:rFonts w:ascii="Calibri" w:hAnsi="Calibri" w:cs="Calibri"/>
+                <w:b/>
+                <w:i w:val="0"/>
+                <w:color w:val="000000"/>
+                <w:sz w:val="20"/>
+              </w:rPr>
+              <w:t>suspende la caducidad</w:t>
+            </w:r>
+            <w:r>
+              <w:rPr>
+                <w:rFonts w:ascii="Calibri" w:hAnsi="Calibri" w:cs="Calibri"/>
+                <w:b w:val="0"/>
+                <w:i w:val="0"/>
+                <w:color w:val="000000"/>
+                <w:sz w:val="20"/>
+              </w:rPr>
+              <w:t xml:space="preserve"> desde esa fecha (art. 65 LRJS)</w:t>
             </w:r>
           </w:p>
         </w:tc>
@@ -316,17 +408,24 @@
       <w:tr>
         <w:tc>
           <w:tcPr>
-            <w:tcW w:type="dxa" w:w="3010"/>
+            <w:tcW w:type="dxa" w:w="2679"/>
             <w:tcBorders>
               <w:top w:val="single" w:sz="4" w:color="9A9A9A"/>
               <w:bottom w:val="single" w:sz="4" w:color="9A9A9A"/>
               <w:start w:val="single" w:sz="4" w:color="9A9A9A"/>
               <w:end w:val="single" w:sz="4" w:color="9A9A9A"/>
             </w:tcBorders>
+            <w:tcMar>
+              <w:top w:w="86" w:type="dxa"/>
+              <w:bottom w:w="86" w:type="dxa"/>
+              <w:start w:w="100" w:type="dxa"/>
+              <w:end w:w="100" w:type="dxa"/>
+            </w:tcMar>
           </w:tcPr>
           <w:p>
             <w:pPr>
-              <w:spacing w:after="40"/>
+              <w:spacing w:after="0"/>
+              <w:jc w:val="left"/>
             </w:pPr>
             <w:r>
               <w:rPr>
@@ -336,23 +435,30 @@
                 <w:color w:val="000000"/>
                 <w:sz w:val="20"/>
               </w:rPr>
-              <w:t>Intento de conciliación</w:t>
+              <w:t>Intento de conciliación o mediación</w:t>
             </w:r>
           </w:p>
         </w:tc>
         <w:tc>
           <w:tcPr>
-            <w:tcW w:type="dxa" w:w="3010"/>
+            <w:tcW w:type="dxa" w:w="2495"/>
             <w:tcBorders>
               <w:top w:val="single" w:sz="4" w:color="9A9A9A"/>
               <w:bottom w:val="single" w:sz="4" w:color="9A9A9A"/>
               <w:start w:val="single" w:sz="4" w:color="9A9A9A"/>
               <w:end w:val="single" w:sz="4" w:color="9A9A9A"/>
             </w:tcBorders>
+            <w:tcMar>
+              <w:top w:w="86" w:type="dxa"/>
+              <w:bottom w:w="86" w:type="dxa"/>
+              <w:start w:w="100" w:type="dxa"/>
+              <w:end w:w="100" w:type="dxa"/>
+            </w:tcMar>
           </w:tcPr>
           <w:p>
             <w:pPr>
-              <w:spacing w:after="40"/>
+              <w:spacing w:after="0"/>
+              <w:jc w:val="left"/>
             </w:pPr>
             <w:r>
               <w:rPr>
@@ -362,23 +468,30 @@
                 <w:color w:val="000000"/>
                 <w:sz w:val="20"/>
               </w:rPr>
-              <w:t>Se cita en ~15-30 días</w:t>
+              <w:t>Se cita tras la papeleta</w:t>
             </w:r>
           </w:p>
         </w:tc>
         <w:tc>
           <w:tcPr>
-            <w:tcW w:type="dxa" w:w="3010"/>
+            <w:tcW w:type="dxa" w:w="3853"/>
             <w:tcBorders>
               <w:top w:val="single" w:sz="4" w:color="9A9A9A"/>
               <w:bottom w:val="single" w:sz="4" w:color="9A9A9A"/>
               <w:start w:val="single" w:sz="4" w:color="9A9A9A"/>
               <w:end w:val="single" w:sz="4" w:color="9A9A9A"/>
             </w:tcBorders>
+            <w:tcMar>
+              <w:top w:w="86" w:type="dxa"/>
+              <w:bottom w:w="86" w:type="dxa"/>
+              <w:start w:w="100" w:type="dxa"/>
+              <w:end w:w="100" w:type="dxa"/>
+            </w:tcMar>
           </w:tcPr>
           <w:p>
             <w:pPr>
-              <w:spacing w:after="40"/>
+              <w:spacing w:after="0"/>
+              <w:jc w:val="left"/>
             </w:pPr>
             <w:r>
               <w:rPr>
@@ -388,7 +501,47 @@
                 <w:color w:val="000000"/>
                 <w:sz w:val="20"/>
               </w:rPr>
-              <w:t>Con o sin avenencia, se extiende acta</w:t>
+              <w:t xml:space="preserve">El cómputo se </w:t>
+            </w:r>
+            <w:r>
+              <w:rPr>
+                <w:rFonts w:ascii="Calibri" w:hAnsi="Calibri" w:cs="Calibri"/>
+                <w:b/>
+                <w:i w:val="0"/>
+                <w:color w:val="000000"/>
+                <w:sz w:val="20"/>
+              </w:rPr>
+              <w:t>reanuda al día siguiente</w:t>
+            </w:r>
+            <w:r>
+              <w:rPr>
+                <w:rFonts w:ascii="Calibri" w:hAnsi="Calibri" w:cs="Calibri"/>
+                <w:b w:val="0"/>
+                <w:i w:val="0"/>
+                <w:color w:val="000000"/>
+                <w:sz w:val="20"/>
+              </w:rPr>
+              <w:t xml:space="preserve"> del intento o, si no se celebra, al transcurrir </w:t>
+            </w:r>
+            <w:r>
+              <w:rPr>
+                <w:rFonts w:ascii="Calibri" w:hAnsi="Calibri" w:cs="Calibri"/>
+                <w:b/>
+                <w:i w:val="0"/>
+                <w:color w:val="000000"/>
+                <w:sz w:val="20"/>
+              </w:rPr>
+              <w:t>15 días hábiles</w:t>
+            </w:r>
+            <w:r>
+              <w:rPr>
+                <w:rFonts w:ascii="Calibri" w:hAnsi="Calibri" w:cs="Calibri"/>
+                <w:b w:val="0"/>
+                <w:i w:val="0"/>
+                <w:color w:val="000000"/>
+                <w:sz w:val="20"/>
+              </w:rPr>
+              <w:t xml:space="preserve"> desde la presentación</w:t>
             </w:r>
           </w:p>
         </w:tc>
@@ -396,17 +549,128 @@
       <w:tr>
         <w:tc>
           <w:tcPr>
-            <w:tcW w:type="dxa" w:w="3010"/>
+            <w:tcW w:type="dxa" w:w="2679"/>
+            <w:shd w:val="clear" w:fill="F2F2F2"/>
             <w:tcBorders>
               <w:top w:val="single" w:sz="4" w:color="9A9A9A"/>
               <w:bottom w:val="single" w:sz="4" w:color="9A9A9A"/>
               <w:start w:val="single" w:sz="4" w:color="9A9A9A"/>
               <w:end w:val="single" w:sz="4" w:color="9A9A9A"/>
             </w:tcBorders>
+            <w:tcMar>
+              <w:top w:w="86" w:type="dxa"/>
+              <w:bottom w:w="86" w:type="dxa"/>
+              <w:start w:w="100" w:type="dxa"/>
+              <w:end w:w="100" w:type="dxa"/>
+            </w:tcMar>
           </w:tcPr>
           <w:p>
             <w:pPr>
-              <w:spacing w:after="40"/>
+              <w:spacing w:after="0"/>
+              <w:jc w:val="left"/>
+            </w:pPr>
+            <w:r>
+              <w:rPr>
+                <w:rFonts w:ascii="Calibri" w:hAnsi="Calibri" w:cs="Calibri"/>
+                <w:b w:val="0"/>
+                <w:i w:val="0"/>
+                <w:color w:val="000000"/>
+                <w:sz w:val="20"/>
+              </w:rPr>
+              <w:t>Si el acto no se celebra</w:t>
+            </w:r>
+          </w:p>
+        </w:tc>
+        <w:tc>
+          <w:tcPr>
+            <w:tcW w:type="dxa" w:w="2495"/>
+            <w:shd w:val="clear" w:fill="F2F2F2"/>
+            <w:tcBorders>
+              <w:top w:val="single" w:sz="4" w:color="9A9A9A"/>
+              <w:bottom w:val="single" w:sz="4" w:color="9A9A9A"/>
+              <w:start w:val="single" w:sz="4" w:color="9A9A9A"/>
+              <w:end w:val="single" w:sz="4" w:color="9A9A9A"/>
+            </w:tcBorders>
+            <w:tcMar>
+              <w:top w:w="86" w:type="dxa"/>
+              <w:bottom w:w="86" w:type="dxa"/>
+              <w:start w:w="100" w:type="dxa"/>
+              <w:end w:w="100" w:type="dxa"/>
+            </w:tcMar>
+          </w:tcPr>
+          <w:p>
+            <w:pPr>
+              <w:spacing w:after="0"/>
+              <w:jc w:val="left"/>
+            </w:pPr>
+            <w:r>
+              <w:rPr>
+                <w:rFonts w:ascii="Calibri" w:hAnsi="Calibri" w:cs="Calibri"/>
+                <w:b w:val="0"/>
+                <w:i w:val="0"/>
+                <w:color w:val="000000"/>
+                <w:sz w:val="20"/>
+              </w:rPr>
+              <w:t>15 días hábiles desde la presentación</w:t>
+            </w:r>
+          </w:p>
+        </w:tc>
+        <w:tc>
+          <w:tcPr>
+            <w:tcW w:type="dxa" w:w="3853"/>
+            <w:shd w:val="clear" w:fill="F2F2F2"/>
+            <w:tcBorders>
+              <w:top w:val="single" w:sz="4" w:color="9A9A9A"/>
+              <w:bottom w:val="single" w:sz="4" w:color="9A9A9A"/>
+              <w:start w:val="single" w:sz="4" w:color="9A9A9A"/>
+              <w:end w:val="single" w:sz="4" w:color="9A9A9A"/>
+            </w:tcBorders>
+            <w:tcMar>
+              <w:top w:w="86" w:type="dxa"/>
+              <w:bottom w:w="86" w:type="dxa"/>
+              <w:start w:w="100" w:type="dxa"/>
+              <w:end w:w="100" w:type="dxa"/>
+            </w:tcMar>
+          </w:tcPr>
+          <w:p>
+            <w:pPr>
+              <w:spacing w:after="0"/>
+              <w:jc w:val="left"/>
+            </w:pPr>
+            <w:r>
+              <w:rPr>
+                <w:rFonts w:ascii="Calibri" w:hAnsi="Calibri" w:cs="Calibri"/>
+                <w:b w:val="0"/>
+                <w:i w:val="0"/>
+                <w:color w:val="000000"/>
+                <w:sz w:val="20"/>
+              </w:rPr>
+              <w:t>Se tiene por intentado sin efecto y se reanuda el cómputo del plazo</w:t>
+            </w:r>
+          </w:p>
+        </w:tc>
+      </w:tr>
+      <w:tr>
+        <w:tc>
+          <w:tcPr>
+            <w:tcW w:type="dxa" w:w="2679"/>
+            <w:tcBorders>
+              <w:top w:val="single" w:sz="4" w:color="9A9A9A"/>
+              <w:bottom w:val="single" w:sz="4" w:color="9A9A9A"/>
+              <w:start w:val="single" w:sz="4" w:color="9A9A9A"/>
+              <w:end w:val="single" w:sz="4" w:color="9A9A9A"/>
+            </w:tcBorders>
+            <w:tcMar>
+              <w:top w:w="86" w:type="dxa"/>
+              <w:bottom w:w="86" w:type="dxa"/>
+              <w:start w:w="100" w:type="dxa"/>
+              <w:end w:w="100" w:type="dxa"/>
+            </w:tcMar>
+          </w:tcPr>
+          <w:p>
+            <w:pPr>
+              <w:spacing w:after="0"/>
+              <w:jc w:val="left"/>
             </w:pPr>
             <w:r>
               <w:rPr>
@@ -422,17 +686,24 @@
         </w:tc>
         <w:tc>
           <w:tcPr>
-            <w:tcW w:type="dxa" w:w="3010"/>
+            <w:tcW w:type="dxa" w:w="2495"/>
             <w:tcBorders>
               <w:top w:val="single" w:sz="4" w:color="9A9A9A"/>
               <w:bottom w:val="single" w:sz="4" w:color="9A9A9A"/>
               <w:start w:val="single" w:sz="4" w:color="9A9A9A"/>
               <w:end w:val="single" w:sz="4" w:color="9A9A9A"/>
             </w:tcBorders>
+            <w:tcMar>
+              <w:top w:w="86" w:type="dxa"/>
+              <w:bottom w:w="86" w:type="dxa"/>
+              <w:start w:w="100" w:type="dxa"/>
+              <w:end w:w="100" w:type="dxa"/>
+            </w:tcMar>
           </w:tcPr>
           <w:p>
             <w:pPr>
-              <w:spacing w:after="40"/>
+              <w:spacing w:after="0"/>
+              <w:jc w:val="left"/>
             </w:pPr>
             <w:r>
               <w:rPr>
@@ -442,23 +713,30 @@
                 <w:color w:val="000000"/>
                 <w:sz w:val="20"/>
               </w:rPr>
-              <w:t>20 días hábiles desde el intento (o desde la presentación de la papeleta, según el cómputo legal)</w:t>
+              <w:t>Dentro del saldo restante del plazo</w:t>
             </w:r>
           </w:p>
         </w:tc>
         <w:tc>
           <w:tcPr>
-            <w:tcW w:type="dxa" w:w="3010"/>
+            <w:tcW w:type="dxa" w:w="3853"/>
             <w:tcBorders>
               <w:top w:val="single" w:sz="4" w:color="9A9A9A"/>
               <w:bottom w:val="single" w:sz="4" w:color="9A9A9A"/>
               <w:start w:val="single" w:sz="4" w:color="9A9A9A"/>
               <w:end w:val="single" w:sz="4" w:color="9A9A9A"/>
             </w:tcBorders>
+            <w:tcMar>
+              <w:top w:w="86" w:type="dxa"/>
+              <w:bottom w:w="86" w:type="dxa"/>
+              <w:start w:w="100" w:type="dxa"/>
+              <w:end w:w="100" w:type="dxa"/>
+            </w:tcMar>
           </w:tcPr>
           <w:p>
             <w:pPr>
-              <w:spacing w:after="40"/>
+              <w:spacing w:after="0"/>
+              <w:jc w:val="left"/>
             </w:pPr>
             <w:r>
               <w:rPr>
@@ -468,7 +746,7 @@
                 <w:color w:val="000000"/>
                 <w:sz w:val="20"/>
               </w:rPr>
-              <w:t>El cómputo exacto es técnico: no improvises, asesórate</w:t>
+              <w:t>No calcules el último día «a ojo»: conserva el justificante de la papeleta y comprueba el saldo exacto con asesoramiento inmediato</w:t>
             </w:r>
           </w:p>
         </w:tc>
@@ -476,17 +754,25 @@
       <w:tr>
         <w:tc>
           <w:tcPr>
-            <w:tcW w:type="dxa" w:w="3010"/>
+            <w:tcW w:type="dxa" w:w="2679"/>
+            <w:shd w:val="clear" w:fill="F2F2F2"/>
             <w:tcBorders>
               <w:top w:val="single" w:sz="4" w:color="9A9A9A"/>
               <w:bottom w:val="single" w:sz="4" w:color="9A9A9A"/>
               <w:start w:val="single" w:sz="4" w:color="9A9A9A"/>
               <w:end w:val="single" w:sz="4" w:color="9A9A9A"/>
             </w:tcBorders>
+            <w:tcMar>
+              <w:top w:w="86" w:type="dxa"/>
+              <w:bottom w:w="86" w:type="dxa"/>
+              <w:start w:w="100" w:type="dxa"/>
+              <w:end w:w="100" w:type="dxa"/>
+            </w:tcMar>
           </w:tcPr>
           <w:p>
             <w:pPr>
-              <w:spacing w:after="40"/>
+              <w:spacing w:after="0"/>
+              <w:jc w:val="left"/>
             </w:pPr>
             <w:r>
               <w:rPr>
@@ -502,17 +788,25 @@
         </w:tc>
         <w:tc>
           <w:tcPr>
-            <w:tcW w:type="dxa" w:w="3010"/>
+            <w:tcW w:type="dxa" w:w="2495"/>
+            <w:shd w:val="clear" w:fill="F2F2F2"/>
             <w:tcBorders>
               <w:top w:val="single" w:sz="4" w:color="9A9A9A"/>
               <w:bottom w:val="single" w:sz="4" w:color="9A9A9A"/>
               <w:start w:val="single" w:sz="4" w:color="9A9A9A"/>
               <w:end w:val="single" w:sz="4" w:color="9A9A9A"/>
             </w:tcBorders>
+            <w:tcMar>
+              <w:top w:w="86" w:type="dxa"/>
+              <w:bottom w:w="86" w:type="dxa"/>
+              <w:start w:w="100" w:type="dxa"/>
+              <w:end w:w="100" w:type="dxa"/>
+            </w:tcMar>
           </w:tcPr>
           <w:p>
             <w:pPr>
-              <w:spacing w:after="40"/>
+              <w:spacing w:after="0"/>
+              <w:jc w:val="left"/>
             </w:pPr>
             <w:r>
               <w:rPr>
@@ -528,17 +822,25 @@
         </w:tc>
         <w:tc>
           <w:tcPr>
-            <w:tcW w:type="dxa" w:w="3010"/>
+            <w:tcW w:type="dxa" w:w="3853"/>
+            <w:shd w:val="clear" w:fill="F2F2F2"/>
             <w:tcBorders>
               <w:top w:val="single" w:sz="4" w:color="9A9A9A"/>
               <w:bottom w:val="single" w:sz="4" w:color="9A9A9A"/>
               <w:start w:val="single" w:sz="4" w:color="9A9A9A"/>
               <w:end w:val="single" w:sz="4" w:color="9A9A9A"/>
             </w:tcBorders>
+            <w:tcMar>
+              <w:top w:w="86" w:type="dxa"/>
+              <w:bottom w:w="86" w:type="dxa"/>
+              <w:start w:w="100" w:type="dxa"/>
+              <w:end w:w="100" w:type="dxa"/>
+            </w:tcMar>
           </w:tcPr>
           <w:p>
             <w:pPr>
-              <w:spacing w:after="40"/>
+              <w:spacing w:after="0"/>
+              <w:jc w:val="left"/>
             </w:pPr>
             <w:r>
               <w:rPr>
@@ -548,7 +850,7 @@
                 <w:color w:val="000000"/>
                 <w:sz w:val="20"/>
               </w:rPr>
-              <w:t>La nulidad trae readmisión y daño moral</w:t>
+              <w:t>La nulidad trae readmisión y, en su caso, daño moral</w:t>
             </w:r>
           </w:p>
         </w:tc>
@@ -556,12 +858,8 @@
     </w:tbl>
     <w:p>
       <w:pPr>
-        <w:spacing w:after="40"/>
-      </w:pPr>
-    </w:p>
-    <w:p>
-      <w:pPr>
-        <w:spacing w:before="160" w:after="80"/>
+        <w:spacing w:before="240" w:after="120"/>
+        <w:keepNext/>
       </w:pPr>
       <w:r>
         <w:rPr>
@@ -574,39 +872,66 @@
         <w:t>G.2. Las demás vías</w:t>
       </w:r>
     </w:p>
+    <w:p>
+      <w:pPr>
+        <w:spacing w:after="40" w:line="240" w:lineRule="auto"/>
+      </w:pPr>
+      <w:r>
+        <w:rPr>
+          <w:rFonts w:ascii="Calibri" w:hAnsi="Calibri" w:cs="Calibri"/>
+          <w:b w:val="0"/>
+          <w:i w:val="0"/>
+          <w:color w:val="000000"/>
+          <w:sz w:val="4"/>
+        </w:rPr>
+        <w:t xml:space="preserve"> </w:t>
+      </w:r>
+    </w:p>
     <w:tbl>
       <w:tblPr>
         <w:tblW w:type="auto" w:w="0"/>
-        <w:tblLayout w:type="autofit"/>
         <w:tblLook w:firstColumn="1" w:firstRow="1" w:lastColumn="0" w:lastRow="0" w:noHBand="0" w:noVBand="1" w:val="04A0"/>
+        <w:jc w:val="center"/>
+        <w:tblInd w:w="0" w:type="dxa"/>
+        <w:tblLayout w:type="fixed"/>
       </w:tblPr>
       <w:tblGrid>
-        <w:gridCol w:w="3010"/>
-        <w:gridCol w:w="3010"/>
-        <w:gridCol w:w="3010"/>
+        <w:gridCol w:w="2592"/>
+        <w:gridCol w:w="2108"/>
+        <w:gridCol w:w="4328"/>
       </w:tblGrid>
       <w:tr>
+        <w:trPr>
+          <w:tblHeader/>
+        </w:trPr>
         <w:tc>
           <w:tcPr>
-            <w:tcW w:type="dxa" w:w="3010"/>
-            <w:shd w:val="clear" w:fill="D9D9D9"/>
+            <w:tcW w:type="dxa" w:w="2592"/>
+            <w:shd w:val="clear" w:fill="000000"/>
             <w:tcBorders>
-              <w:top w:val="single" w:sz="4" w:color="9A9A9A"/>
-              <w:bottom w:val="single" w:sz="4" w:color="9A9A9A"/>
-              <w:start w:val="single" w:sz="4" w:color="9A9A9A"/>
-              <w:end w:val="single" w:sz="4" w:color="9A9A9A"/>
+              <w:top w:val="single" w:sz="4" w:color="000000"/>
+              <w:bottom w:val="single" w:sz="4" w:color="000000"/>
+              <w:start w:val="single" w:sz="4" w:color="000000"/>
+              <w:end w:val="single" w:sz="4" w:color="000000"/>
             </w:tcBorders>
+            <w:tcMar>
+              <w:top w:w="86" w:type="dxa"/>
+              <w:bottom w:w="86" w:type="dxa"/>
+              <w:start w:w="100" w:type="dxa"/>
+              <w:end w:w="100" w:type="dxa"/>
+            </w:tcMar>
           </w:tcPr>
           <w:p>
             <w:pPr>
-              <w:spacing w:after="40"/>
+              <w:spacing w:after="0"/>
+              <w:jc w:val="left"/>
             </w:pPr>
             <w:r>
               <w:rPr>
                 <w:rFonts w:ascii="Calibri" w:hAnsi="Calibri" w:cs="Calibri"/>
                 <w:b/>
                 <w:i w:val="0"/>
-                <w:color w:val="000000"/>
+                <w:color w:val="FFFFFF"/>
                 <w:sz w:val="20"/>
               </w:rPr>
               <w:t>Vía</w:t>
@@ -615,52 +940,66 @@
         </w:tc>
         <w:tc>
           <w:tcPr>
-            <w:tcW w:type="dxa" w:w="3010"/>
-            <w:shd w:val="clear" w:fill="D9D9D9"/>
+            <w:tcW w:type="dxa" w:w="2108"/>
+            <w:shd w:val="clear" w:fill="000000"/>
             <w:tcBorders>
-              <w:top w:val="single" w:sz="4" w:color="9A9A9A"/>
-              <w:bottom w:val="single" w:sz="4" w:color="9A9A9A"/>
-              <w:start w:val="single" w:sz="4" w:color="9A9A9A"/>
-              <w:end w:val="single" w:sz="4" w:color="9A9A9A"/>
+              <w:top w:val="single" w:sz="4" w:color="000000"/>
+              <w:bottom w:val="single" w:sz="4" w:color="000000"/>
+              <w:start w:val="single" w:sz="4" w:color="000000"/>
+              <w:end w:val="single" w:sz="4" w:color="000000"/>
             </w:tcBorders>
+            <w:tcMar>
+              <w:top w:w="86" w:type="dxa"/>
+              <w:bottom w:w="86" w:type="dxa"/>
+              <w:start w:w="100" w:type="dxa"/>
+              <w:end w:w="100" w:type="dxa"/>
+            </w:tcMar>
           </w:tcPr>
           <w:p>
             <w:pPr>
-              <w:spacing w:after="40"/>
+              <w:spacing w:after="0"/>
+              <w:jc w:val="left"/>
             </w:pPr>
             <w:r>
               <w:rPr>
                 <w:rFonts w:ascii="Calibri" w:hAnsi="Calibri" w:cs="Calibri"/>
                 <w:b/>
                 <w:i w:val="0"/>
-                <w:color w:val="000000"/>
+                <w:color w:val="FFFFFF"/>
                 <w:sz w:val="20"/>
               </w:rPr>
-              <w:t>Plazo clave</w:t>
+              <w:t>Plazo</w:t>
             </w:r>
           </w:p>
         </w:tc>
         <w:tc>
           <w:tcPr>
-            <w:tcW w:type="dxa" w:w="3010"/>
-            <w:shd w:val="clear" w:fill="D9D9D9"/>
+            <w:tcW w:type="dxa" w:w="4328"/>
+            <w:shd w:val="clear" w:fill="000000"/>
             <w:tcBorders>
-              <w:top w:val="single" w:sz="4" w:color="9A9A9A"/>
-              <w:bottom w:val="single" w:sz="4" w:color="9A9A9A"/>
-              <w:start w:val="single" w:sz="4" w:color="9A9A9A"/>
-              <w:end w:val="single" w:sz="4" w:color="9A9A9A"/>
+              <w:top w:val="single" w:sz="4" w:color="000000"/>
+              <w:bottom w:val="single" w:sz="4" w:color="000000"/>
+              <w:start w:val="single" w:sz="4" w:color="000000"/>
+              <w:end w:val="single" w:sz="4" w:color="000000"/>
             </w:tcBorders>
+            <w:tcMar>
+              <w:top w:w="86" w:type="dxa"/>
+              <w:bottom w:w="86" w:type="dxa"/>
+              <w:start w:w="100" w:type="dxa"/>
+              <w:end w:w="100" w:type="dxa"/>
+            </w:tcMar>
           </w:tcPr>
           <w:p>
             <w:pPr>
-              <w:spacing w:after="40"/>
+              <w:spacing w:after="0"/>
+              <w:jc w:val="left"/>
             </w:pPr>
             <w:r>
               <w:rPr>
                 <w:rFonts w:ascii="Calibri" w:hAnsi="Calibri" w:cs="Calibri"/>
                 <w:b/>
                 <w:i w:val="0"/>
-                <w:color w:val="000000"/>
+                <w:color w:val="FFFFFF"/>
                 <w:sz w:val="20"/>
               </w:rPr>
               <w:t>Desde cuándo corre</w:t>
@@ -671,17 +1010,24 @@
       <w:tr>
         <w:tc>
           <w:tcPr>
-            <w:tcW w:type="dxa" w:w="3010"/>
+            <w:tcW w:type="dxa" w:w="2592"/>
             <w:tcBorders>
               <w:top w:val="single" w:sz="4" w:color="9A9A9A"/>
               <w:bottom w:val="single" w:sz="4" w:color="9A9A9A"/>
               <w:start w:val="single" w:sz="4" w:color="9A9A9A"/>
               <w:end w:val="single" w:sz="4" w:color="9A9A9A"/>
             </w:tcBorders>
+            <w:tcMar>
+              <w:top w:w="86" w:type="dxa"/>
+              <w:bottom w:w="86" w:type="dxa"/>
+              <w:start w:w="100" w:type="dxa"/>
+              <w:end w:w="100" w:type="dxa"/>
+            </w:tcMar>
           </w:tcPr>
           <w:p>
             <w:pPr>
-              <w:spacing w:after="40"/>
+              <w:spacing w:after="0"/>
+              <w:jc w:val="left"/>
             </w:pPr>
             <w:r>
               <w:rPr>
@@ -697,17 +1043,57 @@
         </w:tc>
         <w:tc>
           <w:tcPr>
-            <w:tcW w:type="dxa" w:w="3010"/>
+            <w:tcW w:type="dxa" w:w="2108"/>
             <w:tcBorders>
               <w:top w:val="single" w:sz="4" w:color="9A9A9A"/>
               <w:bottom w:val="single" w:sz="4" w:color="9A9A9A"/>
               <w:start w:val="single" w:sz="4" w:color="9A9A9A"/>
               <w:end w:val="single" w:sz="4" w:color="9A9A9A"/>
             </w:tcBorders>
+            <w:tcMar>
+              <w:top w:w="86" w:type="dxa"/>
+              <w:bottom w:w="86" w:type="dxa"/>
+              <w:start w:w="100" w:type="dxa"/>
+              <w:end w:w="100" w:type="dxa"/>
+            </w:tcMar>
           </w:tcPr>
           <w:p>
             <w:pPr>
-              <w:spacing w:after="40"/>
+              <w:spacing w:after="0"/>
+              <w:jc w:val="left"/>
+            </w:pPr>
+            <w:r>
+              <w:rPr>
+                <w:rFonts w:ascii="Calibri" w:hAnsi="Calibri" w:cs="Calibri"/>
+                <w:b/>
+                <w:i w:val="0"/>
+                <w:color w:val="000000"/>
+                <w:sz w:val="20"/>
+              </w:rPr>
+              <w:t>Sin plazo universal</w:t>
+            </w:r>
+          </w:p>
+        </w:tc>
+        <w:tc>
+          <w:tcPr>
+            <w:tcW w:type="dxa" w:w="4328"/>
+            <w:tcBorders>
+              <w:top w:val="single" w:sz="4" w:color="9A9A9A"/>
+              <w:bottom w:val="single" w:sz="4" w:color="9A9A9A"/>
+              <w:start w:val="single" w:sz="4" w:color="9A9A9A"/>
+              <w:end w:val="single" w:sz="4" w:color="9A9A9A"/>
+            </w:tcBorders>
+            <w:tcMar>
+              <w:top w:w="86" w:type="dxa"/>
+              <w:bottom w:w="86" w:type="dxa"/>
+              <w:start w:w="100" w:type="dxa"/>
+              <w:end w:w="100" w:type="dxa"/>
+            </w:tcMar>
+          </w:tcPr>
+          <w:p>
+            <w:pPr>
+              <w:spacing w:after="0"/>
+              <w:jc w:val="left"/>
             </w:pPr>
             <w:r>
               <w:rPr>
@@ -717,33 +1103,7 @@
                 <w:color w:val="000000"/>
                 <w:sz w:val="20"/>
               </w:rPr>
-              <w:t>1 año</w:t>
-            </w:r>
-          </w:p>
-        </w:tc>
-        <w:tc>
-          <w:tcPr>
-            <w:tcW w:type="dxa" w:w="3010"/>
-            <w:tcBorders>
-              <w:top w:val="single" w:sz="4" w:color="9A9A9A"/>
-              <w:bottom w:val="single" w:sz="4" w:color="9A9A9A"/>
-              <w:start w:val="single" w:sz="4" w:color="9A9A9A"/>
-              <w:end w:val="single" w:sz="4" w:color="9A9A9A"/>
-            </w:tcBorders>
-          </w:tcPr>
-          <w:p>
-            <w:pPr>
-              <w:spacing w:after="40"/>
-            </w:pPr>
-            <w:r>
-              <w:rPr>
-                <w:rFonts w:ascii="Calibri" w:hAnsi="Calibri" w:cs="Calibri"/>
-                <w:b w:val="0"/>
-                <w:i w:val="0"/>
-                <w:color w:val="000000"/>
-                <w:sz w:val="20"/>
-              </w:rPr>
-              <w:t>Desde el incumplimiento grave del empresario</w:t>
+              <w:t>Depende de la acción, de los hechos y de si el incumplimiento continúa; verifica la base jurídica con un laboralista</w:t>
             </w:r>
           </w:p>
         </w:tc>
@@ -751,17 +1111,25 @@
       <w:tr>
         <w:tc>
           <w:tcPr>
-            <w:tcW w:type="dxa" w:w="3010"/>
+            <w:tcW w:type="dxa" w:w="2592"/>
+            <w:shd w:val="clear" w:fill="F2F2F2"/>
             <w:tcBorders>
               <w:top w:val="single" w:sz="4" w:color="9A9A9A"/>
               <w:bottom w:val="single" w:sz="4" w:color="9A9A9A"/>
               <w:start w:val="single" w:sz="4" w:color="9A9A9A"/>
               <w:end w:val="single" w:sz="4" w:color="9A9A9A"/>
             </w:tcBorders>
+            <w:tcMar>
+              <w:top w:w="86" w:type="dxa"/>
+              <w:bottom w:w="86" w:type="dxa"/>
+              <w:start w:w="100" w:type="dxa"/>
+              <w:end w:w="100" w:type="dxa"/>
+            </w:tcMar>
           </w:tcPr>
           <w:p>
             <w:pPr>
-              <w:spacing w:after="40"/>
+              <w:spacing w:after="0"/>
+              <w:jc w:val="left"/>
             </w:pPr>
             <w:r>
               <w:rPr>
@@ -777,17 +1145,59 @@
         </w:tc>
         <w:tc>
           <w:tcPr>
-            <w:tcW w:type="dxa" w:w="3010"/>
+            <w:tcW w:type="dxa" w:w="2108"/>
+            <w:shd w:val="clear" w:fill="F2F2F2"/>
             <w:tcBorders>
               <w:top w:val="single" w:sz="4" w:color="9A9A9A"/>
               <w:bottom w:val="single" w:sz="4" w:color="9A9A9A"/>
               <w:start w:val="single" w:sz="4" w:color="9A9A9A"/>
               <w:end w:val="single" w:sz="4" w:color="9A9A9A"/>
             </w:tcBorders>
+            <w:tcMar>
+              <w:top w:w="86" w:type="dxa"/>
+              <w:bottom w:w="86" w:type="dxa"/>
+              <w:start w:w="100" w:type="dxa"/>
+              <w:end w:w="100" w:type="dxa"/>
+            </w:tcMar>
           </w:tcPr>
           <w:p>
             <w:pPr>
-              <w:spacing w:after="40"/>
+              <w:spacing w:after="0"/>
+              <w:jc w:val="left"/>
+            </w:pPr>
+            <w:r>
+              <w:rPr>
+                <w:rFonts w:ascii="Calibri" w:hAnsi="Calibri" w:cs="Calibri"/>
+                <w:b/>
+                <w:i w:val="0"/>
+                <w:color w:val="000000"/>
+                <w:sz w:val="20"/>
+              </w:rPr>
+              <w:t>Sin plazo universal</w:t>
+            </w:r>
+          </w:p>
+        </w:tc>
+        <w:tc>
+          <w:tcPr>
+            <w:tcW w:type="dxa" w:w="4328"/>
+            <w:shd w:val="clear" w:fill="F2F2F2"/>
+            <w:tcBorders>
+              <w:top w:val="single" w:sz="4" w:color="9A9A9A"/>
+              <w:bottom w:val="single" w:sz="4" w:color="9A9A9A"/>
+              <w:start w:val="single" w:sz="4" w:color="9A9A9A"/>
+              <w:end w:val="single" w:sz="4" w:color="9A9A9A"/>
+            </w:tcBorders>
+            <w:tcMar>
+              <w:top w:w="86" w:type="dxa"/>
+              <w:bottom w:w="86" w:type="dxa"/>
+              <w:start w:w="100" w:type="dxa"/>
+              <w:end w:w="100" w:type="dxa"/>
+            </w:tcMar>
+          </w:tcPr>
+          <w:p>
+            <w:pPr>
+              <w:spacing w:after="0"/>
+              <w:jc w:val="left"/>
             </w:pPr>
             <w:r>
               <w:rPr>
@@ -797,33 +1207,7 @@
                 <w:color w:val="000000"/>
                 <w:sz w:val="20"/>
               </w:rPr>
-              <w:t>1 año</w:t>
-            </w:r>
-          </w:p>
-        </w:tc>
-        <w:tc>
-          <w:tcPr>
-            <w:tcW w:type="dxa" w:w="3010"/>
-            <w:tcBorders>
-              <w:top w:val="single" w:sz="4" w:color="9A9A9A"/>
-              <w:bottom w:val="single" w:sz="4" w:color="9A9A9A"/>
-              <w:start w:val="single" w:sz="4" w:color="9A9A9A"/>
-              <w:end w:val="single" w:sz="4" w:color="9A9A9A"/>
-            </w:tcBorders>
-          </w:tcPr>
-          <w:p>
-            <w:pPr>
-              <w:spacing w:after="40"/>
-            </w:pPr>
-            <w:r>
-              <w:rPr>
-                <w:rFonts w:ascii="Calibri" w:hAnsi="Calibri" w:cs="Calibri"/>
-                <w:b w:val="0"/>
-                <w:i w:val="0"/>
-                <w:color w:val="000000"/>
-                <w:sz w:val="20"/>
-              </w:rPr>
-              <w:t>Desde que pudo ejercitarse (último episodio, baja, conocimiento del daño)</w:t>
+              <w:t>Depende de la base jurídica y de los hechos; no lo fijes con una regla genérica</w:t>
             </w:r>
           </w:p>
         </w:tc>
@@ -831,17 +1215,24 @@
       <w:tr>
         <w:tc>
           <w:tcPr>
-            <w:tcW w:type="dxa" w:w="3010"/>
+            <w:tcW w:type="dxa" w:w="2592"/>
             <w:tcBorders>
               <w:top w:val="single" w:sz="4" w:color="9A9A9A"/>
               <w:bottom w:val="single" w:sz="4" w:color="9A9A9A"/>
               <w:start w:val="single" w:sz="4" w:color="9A9A9A"/>
               <w:end w:val="single" w:sz="4" w:color="9A9A9A"/>
             </w:tcBorders>
+            <w:tcMar>
+              <w:top w:w="86" w:type="dxa"/>
+              <w:bottom w:w="86" w:type="dxa"/>
+              <w:start w:w="100" w:type="dxa"/>
+              <w:end w:w="100" w:type="dxa"/>
+            </w:tcMar>
           </w:tcPr>
           <w:p>
             <w:pPr>
-              <w:spacing w:after="40"/>
+              <w:spacing w:after="0"/>
+              <w:jc w:val="left"/>
             </w:pPr>
             <w:r>
               <w:rPr>
@@ -857,43 +1248,24 @@
         </w:tc>
         <w:tc>
           <w:tcPr>
-            <w:tcW w:type="dxa" w:w="3010"/>
+            <w:tcW w:type="dxa" w:w="2108"/>
             <w:tcBorders>
               <w:top w:val="single" w:sz="4" w:color="9A9A9A"/>
               <w:bottom w:val="single" w:sz="4" w:color="9A9A9A"/>
               <w:start w:val="single" w:sz="4" w:color="9A9A9A"/>
               <w:end w:val="single" w:sz="4" w:color="9A9A9A"/>
             </w:tcBorders>
+            <w:tcMar>
+              <w:top w:w="86" w:type="dxa"/>
+              <w:bottom w:w="86" w:type="dxa"/>
+              <w:start w:w="100" w:type="dxa"/>
+              <w:end w:w="100" w:type="dxa"/>
+            </w:tcMar>
           </w:tcPr>
           <w:p>
             <w:pPr>
-              <w:spacing w:after="40"/>
-            </w:pPr>
-            <w:r>
-              <w:rPr>
-                <w:rFonts w:ascii="Calibri" w:hAnsi="Calibri" w:cs="Calibri"/>
-                <w:b w:val="0"/>
-                <w:i w:val="0"/>
-                <w:color w:val="000000"/>
-                <w:sz w:val="20"/>
-              </w:rPr>
-              <w:t>Sin plazo estricto, pero la inmediatez da credibilidad</w:t>
-            </w:r>
-          </w:p>
-        </w:tc>
-        <w:tc>
-          <w:tcPr>
-            <w:tcW w:type="dxa" w:w="3010"/>
-            <w:tcBorders>
-              <w:top w:val="single" w:sz="4" w:color="9A9A9A"/>
-              <w:bottom w:val="single" w:sz="4" w:color="9A9A9A"/>
-              <w:start w:val="single" w:sz="4" w:color="9A9A9A"/>
-              <w:end w:val="single" w:sz="4" w:color="9A9A9A"/>
-            </w:tcBorders>
-          </w:tcPr>
-          <w:p>
-            <w:pPr>
-              <w:spacing w:after="40"/>
+              <w:spacing w:after="0"/>
+              <w:jc w:val="left"/>
             </w:pPr>
             <w:r>
               <w:rPr>
@@ -907,21 +1279,62 @@
             </w:r>
           </w:p>
         </w:tc>
-      </w:tr>
-      <w:tr>
         <w:tc>
           <w:tcPr>
-            <w:tcW w:type="dxa" w:w="3010"/>
+            <w:tcW w:type="dxa" w:w="4328"/>
             <w:tcBorders>
               <w:top w:val="single" w:sz="4" w:color="9A9A9A"/>
               <w:bottom w:val="single" w:sz="4" w:color="9A9A9A"/>
               <w:start w:val="single" w:sz="4" w:color="9A9A9A"/>
               <w:end w:val="single" w:sz="4" w:color="9A9A9A"/>
             </w:tcBorders>
+            <w:tcMar>
+              <w:top w:w="86" w:type="dxa"/>
+              <w:bottom w:w="86" w:type="dxa"/>
+              <w:start w:w="100" w:type="dxa"/>
+              <w:end w:w="100" w:type="dxa"/>
+            </w:tcMar>
           </w:tcPr>
           <w:p>
             <w:pPr>
-              <w:spacing w:after="40"/>
+              <w:spacing w:after="0"/>
+              <w:jc w:val="left"/>
+            </w:pPr>
+            <w:r>
+              <w:rPr>
+                <w:rFonts w:ascii="Calibri" w:hAnsi="Calibri" w:cs="Calibri"/>
+                <w:b w:val="0"/>
+                <w:i w:val="0"/>
+                <w:color w:val="000000"/>
+                <w:sz w:val="20"/>
+              </w:rPr>
+              <w:t>La denuncia puede ponerse sin esperar, pero la potestad sancionadora tiene límites: LISOS, art. 4 —3 años con carácter general, 4 en Seguridad Social y 1, 3 o 5 en prevención de riesgos según la gravedad—, con matices según el tipo de conducta y su fecha</w:t>
+            </w:r>
+          </w:p>
+        </w:tc>
+      </w:tr>
+      <w:tr>
+        <w:tc>
+          <w:tcPr>
+            <w:tcW w:type="dxa" w:w="2592"/>
+            <w:shd w:val="clear" w:fill="F2F2F2"/>
+            <w:tcBorders>
+              <w:top w:val="single" w:sz="4" w:color="9A9A9A"/>
+              <w:bottom w:val="single" w:sz="4" w:color="9A9A9A"/>
+              <w:start w:val="single" w:sz="4" w:color="9A9A9A"/>
+              <w:end w:val="single" w:sz="4" w:color="9A9A9A"/>
+            </w:tcBorders>
+            <w:tcMar>
+              <w:top w:w="86" w:type="dxa"/>
+              <w:bottom w:w="86" w:type="dxa"/>
+              <w:start w:w="100" w:type="dxa"/>
+              <w:end w:w="100" w:type="dxa"/>
+            </w:tcMar>
+          </w:tcPr>
+          <w:p>
+            <w:pPr>
+              <w:spacing w:after="0"/>
+              <w:jc w:val="left"/>
             </w:pPr>
             <w:r>
               <w:rPr>
@@ -937,43 +1350,25 @@
         </w:tc>
         <w:tc>
           <w:tcPr>
-            <w:tcW w:type="dxa" w:w="3010"/>
+            <w:tcW w:type="dxa" w:w="2108"/>
+            <w:shd w:val="clear" w:fill="F2F2F2"/>
             <w:tcBorders>
               <w:top w:val="single" w:sz="4" w:color="9A9A9A"/>
               <w:bottom w:val="single" w:sz="4" w:color="9A9A9A"/>
               <w:start w:val="single" w:sz="4" w:color="9A9A9A"/>
               <w:end w:val="single" w:sz="4" w:color="9A9A9A"/>
             </w:tcBorders>
+            <w:tcMar>
+              <w:top w:w="86" w:type="dxa"/>
+              <w:bottom w:w="86" w:type="dxa"/>
+              <w:start w:w="100" w:type="dxa"/>
+              <w:end w:w="100" w:type="dxa"/>
+            </w:tcMar>
           </w:tcPr>
           <w:p>
             <w:pPr>
-              <w:spacing w:after="40"/>
-            </w:pPr>
-            <w:r>
-              <w:rPr>
-                <w:rFonts w:ascii="Calibri" w:hAnsi="Calibri" w:cs="Calibri"/>
-                <w:b w:val="0"/>
-                <w:i w:val="0"/>
-                <w:color w:val="000000"/>
-                <w:sz w:val="20"/>
-              </w:rPr>
-              <w:t>Sin plazo legal, pero el indicio temporal vale por diez</w:t>
-            </w:r>
-          </w:p>
-        </w:tc>
-        <w:tc>
-          <w:tcPr>
-            <w:tcW w:type="dxa" w:w="3010"/>
-            <w:tcBorders>
-              <w:top w:val="single" w:sz="4" w:color="9A9A9A"/>
-              <w:bottom w:val="single" w:sz="4" w:color="9A9A9A"/>
-              <w:start w:val="single" w:sz="4" w:color="9A9A9A"/>
-              <w:end w:val="single" w:sz="4" w:color="9A9A9A"/>
-            </w:tcBorders>
-          </w:tcPr>
-          <w:p>
-            <w:pPr>
-              <w:spacing w:after="40"/>
+              <w:spacing w:after="0"/>
+              <w:jc w:val="left"/>
             </w:pPr>
             <w:r>
               <w:rPr>
@@ -987,21 +1382,27 @@
             </w:r>
           </w:p>
         </w:tc>
-      </w:tr>
-      <w:tr>
         <w:tc>
           <w:tcPr>
-            <w:tcW w:type="dxa" w:w="3010"/>
+            <w:tcW w:type="dxa" w:w="4328"/>
+            <w:shd w:val="clear" w:fill="F2F2F2"/>
             <w:tcBorders>
               <w:top w:val="single" w:sz="4" w:color="9A9A9A"/>
               <w:bottom w:val="single" w:sz="4" w:color="9A9A9A"/>
               <w:start w:val="single" w:sz="4" w:color="9A9A9A"/>
               <w:end w:val="single" w:sz="4" w:color="9A9A9A"/>
             </w:tcBorders>
+            <w:tcMar>
+              <w:top w:w="86" w:type="dxa"/>
+              <w:bottom w:w="86" w:type="dxa"/>
+              <w:start w:w="100" w:type="dxa"/>
+              <w:end w:w="100" w:type="dxa"/>
+            </w:tcMar>
           </w:tcPr>
           <w:p>
             <w:pPr>
-              <w:spacing w:after="40"/>
+              <w:spacing w:after="0"/>
+              <w:jc w:val="left"/>
             </w:pPr>
             <w:r>
               <w:rPr>
@@ -1011,23 +1412,32 @@
                 <w:color w:val="000000"/>
                 <w:sz w:val="20"/>
               </w:rPr>
-              <w:t>Querella/denuncia penal por trato degradante (art. 173.1 CP)</w:t>
+              <w:t>Sin plazo interno general; documenta la fecha y comprueba los plazos judiciales</w:t>
             </w:r>
           </w:p>
         </w:tc>
+      </w:tr>
+      <w:tr>
         <w:tc>
           <w:tcPr>
-            <w:tcW w:type="dxa" w:w="3010"/>
+            <w:tcW w:type="dxa" w:w="2592"/>
             <w:tcBorders>
               <w:top w:val="single" w:sz="4" w:color="9A9A9A"/>
               <w:bottom w:val="single" w:sz="4" w:color="9A9A9A"/>
               <w:start w:val="single" w:sz="4" w:color="9A9A9A"/>
               <w:end w:val="single" w:sz="4" w:color="9A9A9A"/>
             </w:tcBorders>
+            <w:tcMar>
+              <w:top w:w="86" w:type="dxa"/>
+              <w:bottom w:w="86" w:type="dxa"/>
+              <w:start w:w="100" w:type="dxa"/>
+              <w:end w:w="100" w:type="dxa"/>
+            </w:tcMar>
           </w:tcPr>
           <w:p>
             <w:pPr>
-              <w:spacing w:after="40"/>
+              <w:spacing w:after="0"/>
+              <w:jc w:val="left"/>
             </w:pPr>
             <w:r>
               <w:rPr>
@@ -1037,23 +1447,30 @@
                 <w:color w:val="000000"/>
                 <w:sz w:val="20"/>
               </w:rPr>
-              <w:t>Según el delito: prescripción del tipo aplicable</w:t>
+              <w:t>Querella / denuncia penal por trato degradante (art. 173.1 CP)</w:t>
             </w:r>
           </w:p>
         </w:tc>
         <w:tc>
           <w:tcPr>
-            <w:tcW w:type="dxa" w:w="3010"/>
+            <w:tcW w:type="dxa" w:w="2108"/>
             <w:tcBorders>
               <w:top w:val="single" w:sz="4" w:color="9A9A9A"/>
               <w:bottom w:val="single" w:sz="4" w:color="9A9A9A"/>
               <w:start w:val="single" w:sz="4" w:color="9A9A9A"/>
               <w:end w:val="single" w:sz="4" w:color="9A9A9A"/>
             </w:tcBorders>
+            <w:tcMar>
+              <w:top w:w="86" w:type="dxa"/>
+              <w:bottom w:w="86" w:type="dxa"/>
+              <w:start w:w="100" w:type="dxa"/>
+              <w:end w:w="100" w:type="dxa"/>
+            </w:tcMar>
           </w:tcPr>
           <w:p>
             <w:pPr>
-              <w:spacing w:after="40"/>
+              <w:spacing w:after="0"/>
+              <w:jc w:val="left"/>
             </w:pPr>
             <w:r>
               <w:rPr>
@@ -1063,25 +1480,30 @@
                 <w:color w:val="000000"/>
                 <w:sz w:val="20"/>
               </w:rPr>
-              <w:t>Desde la comisión</w:t>
+              <w:t>Según el delito</w:t>
             </w:r>
           </w:p>
         </w:tc>
-      </w:tr>
-      <w:tr>
         <w:tc>
           <w:tcPr>
-            <w:tcW w:type="dxa" w:w="3010"/>
+            <w:tcW w:type="dxa" w:w="4328"/>
             <w:tcBorders>
               <w:top w:val="single" w:sz="4" w:color="9A9A9A"/>
               <w:bottom w:val="single" w:sz="4" w:color="9A9A9A"/>
               <w:start w:val="single" w:sz="4" w:color="9A9A9A"/>
               <w:end w:val="single" w:sz="4" w:color="9A9A9A"/>
             </w:tcBorders>
+            <w:tcMar>
+              <w:top w:w="86" w:type="dxa"/>
+              <w:bottom w:w="86" w:type="dxa"/>
+              <w:start w:w="100" w:type="dxa"/>
+              <w:end w:w="100" w:type="dxa"/>
+            </w:tcMar>
           </w:tcPr>
           <w:p>
             <w:pPr>
-              <w:spacing w:after="40"/>
+              <w:spacing w:after="0"/>
+              <w:jc w:val="left"/>
             </w:pPr>
             <w:r>
               <w:rPr>
@@ -1091,23 +1513,33 @@
                 <w:color w:val="000000"/>
                 <w:sz w:val="20"/>
               </w:rPr>
-              <w:t>Recargo de prestaciones (art. 164 LGSS)</w:t>
+              <w:t>Prescripción del tipo aplicable; verifícala antes de presentar</w:t>
             </w:r>
           </w:p>
         </w:tc>
+      </w:tr>
+      <w:tr>
         <w:tc>
           <w:tcPr>
-            <w:tcW w:type="dxa" w:w="3010"/>
+            <w:tcW w:type="dxa" w:w="2592"/>
+            <w:shd w:val="clear" w:fill="F2F2F2"/>
             <w:tcBorders>
               <w:top w:val="single" w:sz="4" w:color="9A9A9A"/>
               <w:bottom w:val="single" w:sz="4" w:color="9A9A9A"/>
               <w:start w:val="single" w:sz="4" w:color="9A9A9A"/>
               <w:end w:val="single" w:sz="4" w:color="9A9A9A"/>
             </w:tcBorders>
+            <w:tcMar>
+              <w:top w:w="86" w:type="dxa"/>
+              <w:bottom w:w="86" w:type="dxa"/>
+              <w:start w:w="100" w:type="dxa"/>
+              <w:end w:w="100" w:type="dxa"/>
+            </w:tcMar>
           </w:tcPr>
           <w:p>
             <w:pPr>
-              <w:spacing w:after="40"/>
+              <w:spacing w:after="0"/>
+              <w:jc w:val="left"/>
             </w:pPr>
             <w:r>
               <w:rPr>
@@ -1117,23 +1549,31 @@
                 <w:color w:val="000000"/>
                 <w:sz w:val="20"/>
               </w:rPr>
-              <w:t>5 años</w:t>
+              <w:t>Infracciones del orden social (LISOS)</w:t>
             </w:r>
           </w:p>
         </w:tc>
         <w:tc>
           <w:tcPr>
-            <w:tcW w:type="dxa" w:w="3010"/>
+            <w:tcW w:type="dxa" w:w="2108"/>
+            <w:shd w:val="clear" w:fill="F2F2F2"/>
             <w:tcBorders>
               <w:top w:val="single" w:sz="4" w:color="9A9A9A"/>
               <w:bottom w:val="single" w:sz="4" w:color="9A9A9A"/>
               <w:start w:val="single" w:sz="4" w:color="9A9A9A"/>
               <w:end w:val="single" w:sz="4" w:color="9A9A9A"/>
             </w:tcBorders>
+            <w:tcMar>
+              <w:top w:w="86" w:type="dxa"/>
+              <w:bottom w:w="86" w:type="dxa"/>
+              <w:start w:w="100" w:type="dxa"/>
+              <w:end w:w="100" w:type="dxa"/>
+            </w:tcMar>
           </w:tcPr>
           <w:p>
             <w:pPr>
-              <w:spacing w:after="40"/>
+              <w:spacing w:after="0"/>
+              <w:jc w:val="left"/>
             </w:pPr>
             <w:r>
               <w:rPr>
@@ -1143,7 +1583,41 @@
                 <w:color w:val="000000"/>
                 <w:sz w:val="20"/>
               </w:rPr>
-              <w:t>Prescripción de infracciones en materia de SS</w:t>
+              <w:t>3 años (general) / 4 años (Seguridad Social)</w:t>
+            </w:r>
+          </w:p>
+        </w:tc>
+        <w:tc>
+          <w:tcPr>
+            <w:tcW w:type="dxa" w:w="4328"/>
+            <w:shd w:val="clear" w:fill="F2F2F2"/>
+            <w:tcBorders>
+              <w:top w:val="single" w:sz="4" w:color="9A9A9A"/>
+              <w:bottom w:val="single" w:sz="4" w:color="9A9A9A"/>
+              <w:start w:val="single" w:sz="4" w:color="9A9A9A"/>
+              <w:end w:val="single" w:sz="4" w:color="9A9A9A"/>
+            </w:tcBorders>
+            <w:tcMar>
+              <w:top w:w="86" w:type="dxa"/>
+              <w:bottom w:w="86" w:type="dxa"/>
+              <w:start w:w="100" w:type="dxa"/>
+              <w:end w:w="100" w:type="dxa"/>
+            </w:tcMar>
+          </w:tcPr>
+          <w:p>
+            <w:pPr>
+              <w:spacing w:after="0"/>
+              <w:jc w:val="left"/>
+            </w:pPr>
+            <w:r>
+              <w:rPr>
+                <w:rFonts w:ascii="Calibri" w:hAnsi="Calibri" w:cs="Calibri"/>
+                <w:b w:val="0"/>
+                <w:i w:val="0"/>
+                <w:color w:val="000000"/>
+                <w:sz w:val="20"/>
+              </w:rPr>
+              <w:t>Art. 4 LISOS; la conducta continuada puede alterar el análisis</w:t>
             </w:r>
           </w:p>
         </w:tc>
@@ -1151,12 +1625,8 @@
     </w:tbl>
     <w:p>
       <w:pPr>
-        <w:spacing w:after="40"/>
-      </w:pPr>
-    </w:p>
-    <w:p>
-      <w:pPr>
-        <w:spacing w:before="160" w:after="80"/>
+        <w:spacing w:before="240" w:after="120"/>
+        <w:keepNext/>
       </w:pPr>
       <w:r>
         <w:rPr>
@@ -1171,15 +1641,28 @@
     </w:p>
     <w:p>
       <w:pPr>
-        <w:spacing w:after="60"/>
+        <w:spacing w:after="40" w:line="240" w:lineRule="auto"/>
+      </w:pPr>
+      <w:r>
+        <w:rPr>
+          <w:rFonts w:ascii="Calibri" w:hAnsi="Calibri" w:cs="Calibri"/>
+          <w:b w:val="0"/>
+          <w:i w:val="0"/>
+          <w:color w:val="000000"/>
+          <w:sz w:val="4"/>
+        </w:rPr>
+        <w:t xml:space="preserve"> </w:t>
+      </w:r>
+    </w:p>
+    <w:p>
+      <w:pPr>
+        <w:spacing w:after="80"/>
         <w:ind w:left="360"/>
       </w:pPr>
       <w:r>
         <w:rPr>
           <w:rFonts w:ascii="Calibri" w:hAnsi="Calibri" w:cs="Calibri"/>
           <w:b/>
-          <w:i w:val="0"/>
-          <w:color w:val="000000"/>
           <w:sz w:val="22"/>
         </w:rPr>
         <w:t xml:space="preserve">1. </w:t>
@@ -1188,34 +1671,28 @@
         <w:rPr>
           <w:rFonts w:ascii="Calibri" w:hAnsi="Calibri" w:cs="Calibri"/>
           <w:b/>
-          <w:i w:val="0"/>
-          <w:color w:val="000000"/>
           <w:sz w:val="22"/>
         </w:rPr>
-        <w:t>Día 0:</w:t>
+        <w:t xml:space="preserve">Desde el primer momento:</w:t>
       </w:r>
       <w:r>
         <w:rPr>
           <w:rFonts w:ascii="Calibri" w:hAnsi="Calibri" w:cs="Calibri"/>
           <w:b w:val="0"/>
-          <w:i w:val="0"/>
-          <w:color w:val="000000"/>
           <w:sz w:val="22"/>
         </w:rPr>
-        <w:t xml:space="preserve"> documentar + denuncia interna por escrito (constancia).</w:t>
+        <w:t xml:space="preserve"> documentar de forma lícita los hechos y comprobar de inmediato los plazos de cualquier acción. La comunicación interna puede ser útil cuando proceda y sea segura, pero no es un requisito universal ni suspende por sí misma los plazos judiciales.</w:t>
       </w:r>
     </w:p>
     <w:p>
       <w:pPr>
-        <w:spacing w:after="60"/>
+        <w:spacing w:after="80"/>
         <w:ind w:left="360"/>
       </w:pPr>
       <w:r>
         <w:rPr>
           <w:rFonts w:ascii="Calibri" w:hAnsi="Calibri" w:cs="Calibri"/>
           <w:b/>
-          <w:i w:val="0"/>
-          <w:color w:val="000000"/>
           <w:sz w:val="22"/>
         </w:rPr>
         <w:t xml:space="preserve">2. </w:t>
@@ -1224,26 +1701,22 @@
         <w:rPr>
           <w:rFonts w:ascii="Calibri" w:hAnsi="Calibri" w:cs="Calibri"/>
           <w:b/>
-          <w:i w:val="0"/>
-          <w:color w:val="000000"/>
           <w:sz w:val="22"/>
         </w:rPr>
-        <w:t>Semana 1:</w:t>
+        <w:t xml:space="preserve">Valorar la comunicación ante la Inspección de Trabajo</w:t>
       </w:r>
       <w:r>
         <w:rPr>
           <w:rFonts w:ascii="Calibri" w:hAnsi="Calibri" w:cs="Calibri"/>
           <w:b w:val="0"/>
-          <w:i w:val="0"/>
-          <w:color w:val="000000"/>
           <w:sz w:val="22"/>
         </w:rPr>
-        <w:t xml:space="preserve"> denuncia ante la Inspección (informe oficial en semanas/meses).</w:t>
+        <w:t xml:space="preserve"> cuando los hechos entren en su competencia. La Inspección no tiene un plazo cierto para emitir informe: no esperes a su actuación para proteger una acción con plazo de caducidad.</w:t>
       </w:r>
     </w:p>
     <w:p>
       <w:pPr>
-        <w:spacing w:after="60"/>
+        <w:spacing w:after="80"/>
         <w:ind w:left="360"/>
       </w:pPr>
       <w:r>
@@ -1274,12 +1747,12 @@
           <w:color w:val="000000"/>
           <w:sz w:val="22"/>
         </w:rPr>
-        <w:t xml:space="preserve"> papeleta de conciliación antes del día 20 hábil. Innegociable.</w:t>
+        <w:t xml:space="preserve"> papeleta de conciliación dentro de los 20 días hábiles. Innegociable: suspende la caducidad.</w:t>
       </w:r>
     </w:p>
     <w:p>
       <w:pPr>
-        <w:spacing w:after="60"/>
+        <w:spacing w:after="80"/>
         <w:ind w:left="360"/>
       </w:pPr>
       <w:r>
@@ -1310,12 +1783,12 @@
           <w:color w:val="000000"/>
           <w:sz w:val="22"/>
         </w:rPr>
-        <w:t xml:space="preserve"> valorar extinción ex art. 50 o demanda de daños (1 año).</w:t>
+        <w:t xml:space="preserve"> valorar extinción ex art. 50 o demanda de daños, con el plazo verificado caso a caso.</w:t>
       </w:r>
     </w:p>
     <w:p>
       <w:pPr>
-        <w:spacing w:after="60"/>
+        <w:spacing w:after="80"/>
         <w:ind w:left="360"/>
       </w:pPr>
       <w:r>
@@ -1349,38 +1822,74 @@
         <w:t xml:space="preserve"> denuncia penal, en paralelo, con la sentencia laboral como refuerzo.</w:t>
       </w:r>
     </w:p>
-    <w:p>
-      <w:pPr>
-        <w:ind w:left="360"/>
-        <w:shd w:val="clear" w:fill="F2F2F2"/>
-      </w:pPr>
-      <w:r>
-        <w:rPr>
-          <w:rFonts w:ascii="Calibri" w:hAnsi="Calibri" w:cs="Calibri"/>
-          <w:b/>
-          <w:i w:val="0"/>
-          <w:color w:val="000000"/>
-          <w:sz w:val="21"/>
-        </w:rPr>
-        <w:t>⚠ ALERTA JURÍDICA / RIESGO EMPRESARIAL</w:t>
-      </w:r>
-    </w:p>
-    <w:p>
-      <w:pPr>
-        <w:ind w:left="360"/>
-        <w:shd w:val="clear" w:fill="F2F2F2"/>
-      </w:pPr>
-      <w:r>
-        <w:rPr>
-          <w:rFonts w:ascii="Calibri" w:hAnsi="Calibri" w:cs="Calibri"/>
-          <w:b w:val="0"/>
-          <w:i w:val="0"/>
-          <w:color w:val="000000"/>
-          <w:sz w:val="21"/>
-        </w:rPr>
-        <w:t>La vía interna NO suspende ningún plazo. El trabajador que espera "a ver qué dice la empresa" puede encontrarse con que la acción ha caducado. Y la empresa que tarda meses en responder a una denuncia interna no gana tiempo: lo pierde, porque cada día de silencio es un indicio más contra ella.</w:t>
-      </w:r>
-    </w:p>
+    <w:tbl>
+      <w:tblPr>
+        <w:tblW w:type="auto" w:w="0"/>
+        <w:tblLook w:firstColumn="1" w:firstRow="1" w:lastColumn="0" w:lastRow="0" w:noHBand="0" w:noVBand="1" w:val="04A0"/>
+        <w:jc w:val="center"/>
+        <w:tblInd w:w="0" w:type="dxa"/>
+        <w:tblLayout w:type="fixed"/>
+      </w:tblPr>
+      <w:tblGrid>
+        <w:gridCol w:w="9029"/>
+      </w:tblGrid>
+      <w:tr>
+        <w:tc>
+          <w:tcPr>
+            <w:tcW w:type="dxa" w:w="9029"/>
+            <w:vAlign w:val="top"/>
+            <w:shd w:val="clear" w:fill="E3E3E3"/>
+            <w:tcBorders>
+              <w:top w:val="single" w:sz="4" w:color="7F7F7F"/>
+              <w:bottom w:val="single" w:sz="4" w:color="7F7F7F"/>
+              <w:start w:val="single" w:sz="20" w:color="000000"/>
+              <w:end w:val="single" w:sz="4" w:color="7F7F7F"/>
+            </w:tcBorders>
+            <w:tcMar>
+              <w:top w:w="86" w:type="dxa"/>
+              <w:bottom w:w="86" w:type="dxa"/>
+              <w:start w:w="144" w:type="dxa"/>
+              <w:end w:w="144" w:type="dxa"/>
+            </w:tcMar>
+          </w:tcPr>
+          <w:p>
+            <w:pPr>
+              <w:spacing w:after="120"/>
+            </w:pPr>
+            <w:r>
+              <w:rPr>
+                <w:rFonts w:ascii="Calibri" w:hAnsi="Calibri" w:cs="Calibri"/>
+                <w:b/>
+                <w:i w:val="0"/>
+                <w:color w:val="000000"/>
+                <w:sz w:val="20"/>
+              </w:rPr>
+              <w:t xml:space="preserve">⚠</w:t>
+            </w:r>
+            <w:r>
+              <w:rPr>
+                <w:rFonts w:ascii="Calibri" w:hAnsi="Calibri" w:cs="Calibri"/>
+                <w:b/>
+                <w:i w:val="0"/>
+                <w:color w:val="000000"/>
+                <w:sz w:val="20"/>
+              </w:rPr>
+              <w:t xml:space="preserve"> ALERTA JURÍDICA / RIESGO EMPRESARIAL: </w:t>
+            </w:r>
+            <w:r>
+              <w:rPr>
+                <w:rFonts w:ascii="Calibri" w:hAnsi="Calibri" w:cs="Calibri"/>
+                <w:b w:val="0"/>
+                <w:i w:val="0"/>
+                <w:color w:val="000000"/>
+                <w:sz w:val="20"/>
+              </w:rPr>
+              <w:t>La vía interna NO suspende ningún plazo. El trabajador que espera «a ver qué dice la empresa» puede encontrarse con que la acción ha caducado. Y la empresa que tarda meses en responder a una denuncia interna no gana tiempo: lo pierde, porque cada día de silencio es un indicio más contra ella.</w:t>
+            </w:r>
+          </w:p>
+        </w:tc>
+      </w:tr>
+    </w:tbl>
     <w:sectPr>
       <w:pgSz w:w="11909" w:h="16834"/>
       <w:pgMar w:top="1296" w:right="1440" w:bottom="1296" w:left="1440" w:header="720" w:footer="720" w:gutter="0"/>
